--- a/avance practica 11-03-26.docx
+++ b/avance practica 11-03-26.docx
@@ -234,117 +234,127 @@
     <w:p/>
     <w:p>
       <w:r>
-        <w:t xml:space="preserve">SELECT </w:t>
-      </w:r>
-      <w:proofErr w:type="spellStart"/>
-      <w:proofErr w:type="gramStart"/>
-      <w:r>
-        <w:t>s.title</w:t>
-      </w:r>
-      <w:proofErr w:type="spellEnd"/>
-      <w:proofErr w:type="gramEnd"/>
-      <w:r>
-        <w:t xml:space="preserve"> AS </w:t>
-      </w:r>
-      <w:proofErr w:type="spellStart"/>
-      <w:r>
-        <w:t>pelicula</w:t>
-      </w:r>
-      <w:proofErr w:type="spellEnd"/>
-      <w:r>
-        <w:t xml:space="preserve">, c.name AS </w:t>
-      </w:r>
-      <w:proofErr w:type="spellStart"/>
-      <w:r>
-        <w:t>category</w:t>
+        <w:t>7</w:t>
+      </w:r>
+    </w:p>
+    <w:p>
+      <w:r>
+        <w:pict>
+          <v:shapetype id="_x0000_t75" coordsize="21600,21600" o:spt="75" o:preferrelative="t" path="m@4@5l@4@11@9@11@9@5xe" filled="f" stroked="f">
+            <v:stroke joinstyle="miter"/>
+            <v:formulas>
+              <v:f eqn="if lineDrawn pixelLineWidth 0"/>
+              <v:f eqn="sum @0 1 0"/>
+              <v:f eqn="sum 0 0 @1"/>
+              <v:f eqn="prod @2 1 2"/>
+              <v:f eqn="prod @3 21600 pixelWidth"/>
+              <v:f eqn="prod @3 21600 pixelHeight"/>
+              <v:f eqn="sum @0 0 1"/>
+              <v:f eqn="prod @6 1 2"/>
+              <v:f eqn="prod @7 21600 pixelWidth"/>
+              <v:f eqn="sum @8 21600 0"/>
+              <v:f eqn="prod @7 21600 pixelHeight"/>
+              <v:f eqn="sum @10 21600 0"/>
+            </v:formulas>
+            <v:path o:extrusionok="f" gradientshapeok="t" o:connecttype="rect"/>
+            <o:lock v:ext="edit" aspectratio="t"/>
+          </v:shapetype>
+          <v:shape id="_x0000_i1026" type="#_x0000_t75" style="width:441.75pt;height:108pt">
+            <v:imagedata r:id="rId6" o:title="9"/>
+          </v:shape>
+        </w:pict>
+      </w:r>
+    </w:p>
+    <w:p>
+      <w:r>
+        <w:t xml:space="preserve">8.-Mostrar las 5 </w:t>
+      </w:r>
+      <w:proofErr w:type="spellStart"/>
+      <w:r>
+        <w:t>peliculas</w:t>
       </w:r>
       <w:proofErr w:type="spellEnd"/>
       <w:r>
         <w:t xml:space="preserve"> </w:t>
       </w:r>
-    </w:p>
-    <w:p>
-      <w:r>
-        <w:t>FROM film f</w:t>
-      </w:r>
-    </w:p>
-    <w:p>
-      <w:r>
-        <w:t xml:space="preserve">INNER JOIN film </w:t>
-      </w:r>
-      <w:proofErr w:type="spellStart"/>
-      <w:r>
-        <w:t>category</w:t>
-      </w:r>
-      <w:proofErr w:type="spellEnd"/>
-      <w:r>
-        <w:t xml:space="preserve"> ON </w:t>
-      </w:r>
-      <w:proofErr w:type="spellStart"/>
-      <w:proofErr w:type="gramStart"/>
-      <w:r>
-        <w:t>f.film</w:t>
-      </w:r>
-      <w:proofErr w:type="spellEnd"/>
-      <w:proofErr w:type="gramEnd"/>
-      <w:r>
-        <w:t xml:space="preserve"> _id = </w:t>
-      </w:r>
-      <w:proofErr w:type="spellStart"/>
-      <w:r>
-        <w:t>fc.film_id</w:t>
-      </w:r>
-      <w:proofErr w:type="spellEnd"/>
-    </w:p>
-    <w:p>
-      <w:r>
-        <w:t xml:space="preserve">INNER JOIN </w:t>
-      </w:r>
-      <w:proofErr w:type="spellStart"/>
-      <w:r>
-        <w:t>category</w:t>
-      </w:r>
-      <w:proofErr w:type="spellEnd"/>
-      <w:r>
-        <w:t xml:space="preserve"> c ON </w:t>
-      </w:r>
-      <w:proofErr w:type="spellStart"/>
-      <w:proofErr w:type="gramStart"/>
-      <w:r>
-        <w:t>fc.category</w:t>
-      </w:r>
-      <w:proofErr w:type="spellEnd"/>
-      <w:proofErr w:type="gramEnd"/>
-      <w:r>
-        <w:t xml:space="preserve"> id = </w:t>
-      </w:r>
-      <w:proofErr w:type="spellStart"/>
-      <w:r>
-        <w:t>c.category</w:t>
-      </w:r>
-      <w:proofErr w:type="spellEnd"/>
-      <w:r>
-        <w:t xml:space="preserve"> id</w:t>
-      </w:r>
-    </w:p>
-    <w:p>
-      <w:r>
-        <w:t>WHERE c.name ='</w:t>
-      </w:r>
-      <w:proofErr w:type="spellStart"/>
-      <w:r>
-        <w:t>Action</w:t>
-      </w:r>
-      <w:proofErr w:type="spellEnd"/>
-      <w:r>
-        <w:t>';</w:t>
+      <w:proofErr w:type="spellStart"/>
+      <w:r>
+        <w:t>mas</w:t>
+      </w:r>
+      <w:proofErr w:type="spellEnd"/>
+      <w:r>
+        <w:t xml:space="preserve"> rentadas</w:t>
+      </w:r>
+    </w:p>
+    <w:p>
+      <w:bookmarkStart w:id="0" w:name="_GoBack"/>
+      <w:r>
+        <w:pict>
+          <v:shape id="_x0000_i1025" type="#_x0000_t75" style="width:441.75pt;height:126pt">
+            <v:imagedata r:id="rId7" o:title="8"/>
+          </v:shape>
+        </w:pict>
+      </w:r>
+      <w:bookmarkEnd w:id="0"/>
+    </w:p>
+    <w:p>
+      <w:r>
+        <w:rPr>
+          <w:noProof/>
+          <w:lang w:eastAsia="es-MX"/>
+        </w:rPr>
+        <w:lastRenderedPageBreak/>
+        <w:drawing>
+          <wp:inline distT="0" distB="0" distL="0" distR="0" wp14:anchorId="6A5C1EC0" wp14:editId="6B149B64">
+            <wp:extent cx="5610225" cy="2819400"/>
+            <wp:effectExtent l="0" t="0" r="9525" b="0"/>
+            <wp:docPr id="3" name="Imagen 3" descr="C:\Users\CC1\AppData\Local\Microsoft\Windows\INetCache\Content.Word\7.png"/>
+            <wp:cNvGraphicFramePr>
+              <a:graphicFrameLocks xmlns:a="http://schemas.openxmlformats.org/drawingml/2006/main" noChangeAspect="1"/>
+            </wp:cNvGraphicFramePr>
+            <a:graphic xmlns:a="http://schemas.openxmlformats.org/drawingml/2006/main">
+              <a:graphicData uri="http://schemas.openxmlformats.org/drawingml/2006/picture">
+                <pic:pic xmlns:pic="http://schemas.openxmlformats.org/drawingml/2006/picture">
+                  <pic:nvPicPr>
+                    <pic:cNvPr id="0" name="Picture 5" descr="C:\Users\CC1\AppData\Local\Microsoft\Windows\INetCache\Content.Word\7.png"/>
+                    <pic:cNvPicPr>
+                      <a:picLocks noChangeAspect="1" noChangeArrowheads="1"/>
+                    </pic:cNvPicPr>
+                  </pic:nvPicPr>
+                  <pic:blipFill>
+                    <a:blip r:embed="rId8">
+                      <a:extLst>
+                        <a:ext uri="{28A0092B-C50C-407E-A947-70E740481C1C}">
+                          <a14:useLocalDpi xmlns:a14="http://schemas.microsoft.com/office/drawing/2010/main" val="0"/>
+                        </a:ext>
+                      </a:extLst>
+                    </a:blip>
+                    <a:srcRect/>
+                    <a:stretch>
+                      <a:fillRect/>
+                    </a:stretch>
+                  </pic:blipFill>
+                  <pic:spPr bwMode="auto">
+                    <a:xfrm>
+                      <a:off x="0" y="0"/>
+                      <a:ext cx="5610225" cy="2819400"/>
+                    </a:xfrm>
+                    <a:prstGeom prst="rect">
+                      <a:avLst/>
+                    </a:prstGeom>
+                    <a:noFill/>
+                    <a:ln>
+                      <a:noFill/>
+                    </a:ln>
+                  </pic:spPr>
+                </pic:pic>
+              </a:graphicData>
+            </a:graphic>
+          </wp:inline>
+        </w:drawing>
       </w:r>
     </w:p>
     <w:p/>
-    <w:p>
-      <w:bookmarkStart w:id="0" w:name="_GoBack"/>
-      <w:bookmarkEnd w:id="0"/>
-    </w:p>
     <w:sectPr>
       <w:pgSz w:w="12240" w:h="15840"/>
       <w:pgMar w:top="1417" w:right="1701" w:bottom="1417" w:left="1701" w:header="708" w:footer="708" w:gutter="0"/>
